--- a/知识点专题/000立体几何/02几何体体积生.docx
+++ b/知识点专题/000立体几何/02几何体体积生.docx
@@ -6187,7 +6187,6 @@
           <w:lang w:val="en-US" w:eastAsia="zh-CN"/>
         </w:rPr>
       </w:pPr>
-      <w:bookmarkStart w:id="0" w:name="_GoBack"/>
       <w:r>
         <w:rPr>
           <w:rFonts w:hint="default"/>
@@ -6233,7 +6232,6 @@
           </wp:inline>
         </w:drawing>
       </w:r>
-      <w:bookmarkEnd w:id="0"/>
     </w:p>
     <w:p>
       <w:pPr>
@@ -6250,92 +6248,12 @@
     </w:p>
     <w:p>
       <w:pPr>
-        <w:shd w:val="clear" w:color="auto" w:fill="FFFFFF"/>
-        <w:spacing w:line="360" w:lineRule="auto"/>
-        <w:jc w:val="left"/>
-        <w:textAlignment w:val="center"/>
-        <w:rPr>
-          <w:rFonts w:hint="eastAsia"/>
-          <w:color w:val="0000FF"/>
-          <w:lang w:val="en-US" w:eastAsia="zh-CN"/>
-        </w:rPr>
-      </w:pPr>
-    </w:p>
-    <w:p>
-      <w:pPr>
-        <w:shd w:val="clear" w:color="auto" w:fill="FFFFFF"/>
-        <w:spacing w:line="360" w:lineRule="auto"/>
-        <w:jc w:val="left"/>
-        <w:textAlignment w:val="center"/>
-        <w:rPr>
-          <w:rFonts w:hint="eastAsia"/>
-          <w:color w:val="0000FF"/>
-          <w:lang w:val="en-US" w:eastAsia="zh-CN"/>
-        </w:rPr>
-      </w:pPr>
-    </w:p>
-    <w:p>
-      <w:pPr>
-        <w:shd w:val="clear" w:color="auto" w:fill="FFFFFF"/>
-        <w:spacing w:line="360" w:lineRule="auto"/>
-        <w:jc w:val="left"/>
-        <w:textAlignment w:val="center"/>
-        <w:rPr>
-          <w:rFonts w:hint="eastAsia"/>
-          <w:color w:val="0000FF"/>
-          <w:lang w:val="en-US" w:eastAsia="zh-CN"/>
-        </w:rPr>
-      </w:pPr>
-    </w:p>
-    <w:p>
-      <w:pPr>
-        <w:shd w:val="clear" w:color="auto" w:fill="FFFFFF"/>
-        <w:spacing w:line="360" w:lineRule="auto"/>
-        <w:jc w:val="left"/>
-        <w:textAlignment w:val="center"/>
-        <w:rPr>
-          <w:rFonts w:hint="eastAsia"/>
-          <w:color w:val="0000FF"/>
-          <w:lang w:val="en-US" w:eastAsia="zh-CN"/>
-        </w:rPr>
-      </w:pPr>
-    </w:p>
-    <w:p>
-      <w:pPr>
-        <w:shd w:val="clear" w:color="auto" w:fill="FFFFFF"/>
-        <w:spacing w:line="360" w:lineRule="auto"/>
-        <w:jc w:val="left"/>
-        <w:textAlignment w:val="center"/>
-        <w:rPr>
-          <w:rFonts w:hint="eastAsia"/>
-          <w:color w:val="0000FF"/>
-          <w:lang w:val="en-US" w:eastAsia="zh-CN"/>
-        </w:rPr>
-      </w:pPr>
-    </w:p>
-    <w:p>
-      <w:pPr>
-        <w:shd w:val="clear" w:color="auto" w:fill="FFFFFF"/>
-        <w:spacing w:line="360" w:lineRule="auto"/>
-        <w:jc w:val="left"/>
-        <w:textAlignment w:val="center"/>
-        <w:rPr>
-          <w:rFonts w:hint="eastAsia"/>
-          <w:color w:val="0000FF"/>
-          <w:lang w:val="en-US" w:eastAsia="zh-CN"/>
-        </w:rPr>
-      </w:pPr>
-    </w:p>
-    <w:p>
-      <w:pPr>
-        <w:shd w:val="clear" w:color="auto" w:fill="FFFFFF"/>
-        <w:spacing w:line="360" w:lineRule="auto"/>
-        <w:jc w:val="left"/>
-        <w:textAlignment w:val="center"/>
-        <w:rPr>
-          <w:rFonts w:hint="eastAsia"/>
-          <w:color w:val="0000FF"/>
-          <w:lang w:val="en-US" w:eastAsia="zh-CN"/>
+        <w:spacing w:line="360" w:lineRule="auto"/>
+        <w:jc w:val="left"/>
+        <w:textAlignment w:val="center"/>
+        <w:rPr>
+          <w:rFonts w:ascii="新宋体" w:hAnsi="新宋体" w:eastAsia="新宋体" w:cs="新宋体"/>
+          <w:color w:val="FF0000"/>
         </w:rPr>
       </w:pPr>
     </w:p>
@@ -7195,6 +7113,51 @@
         <w:spacing w:line="360" w:lineRule="auto"/>
         <w:jc w:val="left"/>
         <w:textAlignment w:val="center"/>
+      </w:pPr>
+    </w:p>
+    <w:p>
+      <w:pPr>
+        <w:shd w:val="clear" w:color="auto" w:fill="FFFFFF"/>
+        <w:spacing w:line="360" w:lineRule="auto"/>
+        <w:jc w:val="left"/>
+        <w:textAlignment w:val="center"/>
+        <w:rPr>
+          <w:rFonts w:hint="eastAsia" w:ascii="Times New Roman" w:hAnsi="Times New Roman" w:eastAsia="宋体" w:cs="Times New Roman"/>
+          <w:b/>
+          <w:bCs w:val="0"/>
+          <w:color w:val="0070C0"/>
+          <w:lang w:val="en-US" w:eastAsia="zh-CN"/>
+        </w:rPr>
+      </w:pPr>
+    </w:p>
+    <w:p>
+      <w:pPr>
+        <w:shd w:val="clear" w:color="auto" w:fill="FFFFFF"/>
+        <w:spacing w:line="360" w:lineRule="auto"/>
+        <w:jc w:val="left"/>
+        <w:textAlignment w:val="center"/>
+        <w:rPr>
+          <w:rFonts w:hint="eastAsia" w:ascii="Times New Roman" w:hAnsi="Times New Roman" w:eastAsia="宋体" w:cs="Times New Roman"/>
+          <w:b/>
+          <w:bCs w:val="0"/>
+          <w:color w:val="0070C0"/>
+          <w:lang w:val="en-US" w:eastAsia="zh-CN"/>
+        </w:rPr>
+      </w:pPr>
+    </w:p>
+    <w:p>
+      <w:pPr>
+        <w:shd w:val="clear" w:color="auto" w:fill="FFFFFF"/>
+        <w:spacing w:line="360" w:lineRule="auto"/>
+        <w:jc w:val="left"/>
+        <w:textAlignment w:val="center"/>
+        <w:rPr>
+          <w:rFonts w:hint="eastAsia" w:ascii="Times New Roman" w:hAnsi="Times New Roman" w:eastAsia="宋体" w:cs="Times New Roman"/>
+          <w:b/>
+          <w:bCs w:val="0"/>
+          <w:color w:val="0070C0"/>
+          <w:lang w:val="en-US" w:eastAsia="zh-CN"/>
+        </w:rPr>
       </w:pPr>
     </w:p>
     <w:p>
@@ -8025,6 +7988,96 @@
           <w:color w:val="FF0000"/>
         </w:rPr>
       </w:pPr>
+    </w:p>
+    <w:p>
+      <w:pPr>
+        <w:spacing w:line="360" w:lineRule="auto"/>
+        <w:jc w:val="left"/>
+        <w:textAlignment w:val="center"/>
+        <w:rPr>
+          <w:rFonts w:ascii="新宋体" w:hAnsi="新宋体" w:eastAsia="新宋体" w:cs="新宋体"/>
+          <w:color w:val="FF0000"/>
+        </w:rPr>
+      </w:pPr>
+    </w:p>
+    <w:p>
+      <w:pPr>
+        <w:spacing w:line="360" w:lineRule="auto"/>
+        <w:jc w:val="left"/>
+        <w:textAlignment w:val="center"/>
+        <w:rPr>
+          <w:rFonts w:ascii="新宋体" w:hAnsi="新宋体" w:eastAsia="新宋体" w:cs="新宋体"/>
+          <w:color w:val="FF0000"/>
+        </w:rPr>
+      </w:pPr>
+    </w:p>
+    <w:p>
+      <w:pPr>
+        <w:spacing w:line="360" w:lineRule="auto"/>
+        <w:jc w:val="left"/>
+        <w:textAlignment w:val="center"/>
+        <w:rPr>
+          <w:rFonts w:ascii="新宋体" w:hAnsi="新宋体" w:eastAsia="新宋体" w:cs="新宋体"/>
+          <w:color w:val="FF0000"/>
+        </w:rPr>
+      </w:pPr>
+    </w:p>
+    <w:p>
+      <w:pPr>
+        <w:spacing w:line="360" w:lineRule="auto"/>
+        <w:jc w:val="left"/>
+        <w:textAlignment w:val="center"/>
+        <w:rPr>
+          <w:rFonts w:ascii="新宋体" w:hAnsi="新宋体" w:eastAsia="新宋体" w:cs="新宋体"/>
+          <w:color w:val="FF0000"/>
+        </w:rPr>
+      </w:pPr>
+    </w:p>
+    <w:p>
+      <w:pPr>
+        <w:spacing w:line="360" w:lineRule="auto"/>
+        <w:jc w:val="left"/>
+        <w:textAlignment w:val="center"/>
+        <w:rPr>
+          <w:rFonts w:ascii="新宋体" w:hAnsi="新宋体" w:eastAsia="新宋体" w:cs="新宋体"/>
+          <w:color w:val="FF0000"/>
+        </w:rPr>
+      </w:pPr>
+    </w:p>
+    <w:p>
+      <w:pPr>
+        <w:spacing w:line="360" w:lineRule="auto"/>
+        <w:jc w:val="left"/>
+        <w:textAlignment w:val="center"/>
+        <w:rPr>
+          <w:rFonts w:ascii="新宋体" w:hAnsi="新宋体" w:eastAsia="新宋体" w:cs="新宋体"/>
+          <w:color w:val="FF0000"/>
+        </w:rPr>
+      </w:pPr>
+    </w:p>
+    <w:p>
+      <w:pPr>
+        <w:spacing w:line="360" w:lineRule="auto"/>
+        <w:jc w:val="left"/>
+        <w:textAlignment w:val="center"/>
+        <w:rPr>
+          <w:rFonts w:ascii="新宋体" w:hAnsi="新宋体" w:eastAsia="新宋体" w:cs="新宋体"/>
+          <w:color w:val="FF0000"/>
+        </w:rPr>
+      </w:pPr>
+    </w:p>
+    <w:p>
+      <w:pPr>
+        <w:spacing w:line="360" w:lineRule="auto"/>
+        <w:jc w:val="left"/>
+        <w:textAlignment w:val="center"/>
+        <w:rPr>
+          <w:rFonts w:ascii="新宋体" w:hAnsi="新宋体" w:eastAsia="新宋体" w:cs="新宋体"/>
+          <w:color w:val="FF0000"/>
+        </w:rPr>
+      </w:pPr>
+      <w:bookmarkStart w:id="0" w:name="_GoBack"/>
+      <w:bookmarkEnd w:id="0"/>
     </w:p>
     <w:p>
       <w:pPr>
@@ -8592,7 +8645,7 @@
         </mc:Choice>
         <mc:Fallback>
           <w:pict>
-            <v:shape id="_x0000_s1026" o:spid="_x0000_s1026" o:spt="202" type="#_x0000_t202" style="position:absolute;left:0pt;margin-top:0pt;height:144pt;width:144pt;mso-position-horizontal:center;mso-position-horizontal-relative:margin;mso-wrap-style:none;z-index:251662336;mso-width-relative:page;mso-height-relative:page;" filled="f" stroked="f" coordsize="21600,21600" o:gfxdata="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">
+            <v:shape id="_x0000_s1026" o:spid="_x0000_s1026" o:spt="202" type="#_x0000_t202" style="position:absolute;left:0pt;margin-top:0pt;height:144pt;width:144pt;mso-position-horizontal:center;mso-position-horizontal-relative:margin;mso-wrap-style:none;z-index:251662336;mso-width-relative:page;mso-height-relative:page;" filled="f" stroked="f" coordsize="21600,21600" o:gfxdata="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">
               <v:fill on="f" focussize="0,0"/>
               <v:stroke on="f" weight="0.5pt"/>
               <v:imagedata o:title=""/>
@@ -8733,7 +8786,7 @@
 </file>
 
 <file path=word/numbering.xml><?xml version="1.0" encoding="utf-8"?>
-<w:numbering xmlns:wpc="http://schemas.microsoft.com/office/word/2010/wordprocessingCanvas" xmlns:mc="http://schemas.openxmlformats.org/markup-compatibility/2006" xmlns:o="urn:schemas-microsoft-com:office:office" xmlns:r="http://schemas.openxmlformats.org/officeDocument/2006/relationships" xmlns:m="http://schemas.openxmlformats.org/officeDocument/2006/math" xmlns:v="urn:schemas-microsoft-com:vml" xmlns:wp14="http://schemas.microsoft.com/office/word/2010/wordprocessingDrawing" xmlns:wp="http://schemas.openxmlformats.org/drawingml/2006/wordprocessingDrawing" xmlns:w10="urn:schemas-microsoft-com:office:word" xmlns:w="http://schemas.openxmlformats.org/wordprocessingml/2006/main" xmlns:w14="http://schemas.microsoft.com/office/word/2010/wordml" xmlns:wpg="http://schemas.microsoft.com/office/word/2010/wordprocessingGroup" xmlns:wpi="http://schemas.microsoft.com/office/word/2010/wordprocessingInk" xmlns:wne="http://schemas.microsoft.com/office/word/2006/wordml" xmlns:wps="http://schemas.microsoft.com/office/word/2010/wordprocessingShape" mc:Ignorable="w14 wp14">
+<w:numbering xmlns:wpc="http://schemas.microsoft.com/office/word/2010/wordprocessingCanvas" xmlns:mc="http://schemas.openxmlformats.org/markup-compatibility/2006" xmlns:o="urn:schemas-microsoft-com:office:office" xmlns:r="http://schemas.openxmlformats.org/officeDocument/2006/relationships" xmlns:m="http://schemas.openxmlformats.org/officeDocument/2006/math" xmlns:v="urn:schemas-microsoft-com:vml" xmlns:wp14="http://schemas.microsoft.com/office/word/2010/wordprocessingDrawing" xmlns:wp="http://schemas.openxmlformats.org/drawingml/2006/wordprocessingDrawing" xmlns:w10="urn:schemas-microsoft-com:office:word" xmlns:w="http://schemas.openxmlformats.org/wordprocessingml/2006/main" xmlns:w14="http://schemas.microsoft.com/office/word/2010/wordml" xmlns:wpg="http://schemas.microsoft.com/office/word/2010/wordprocessingGroup" xmlns:wpi="http://schemas.microsoft.com/office/word/2010/wordprocessingInk" xmlns:wne="http://schemas.microsoft.com/office/word/2006/wordml" xmlns:wps="http://schemas.microsoft.com/office/word/2010/wordprocessingShape" xmlns:wpsCustomData="http://www.wps.cn/officeDocument/2013/wpsCustomData" mc:Ignorable="w14 wp14">
   <w:abstractNum w:abstractNumId="0">
     <w:nsid w:val="DD1EF534"/>
     <w:multiLevelType w:val="singleLevel"/>
@@ -8753,13 +8806,14 @@
 </file>
 
 <file path=word/styles.xml><?xml version="1.0" encoding="utf-8"?>
-<w:styles xmlns:mc="http://schemas.openxmlformats.org/markup-compatibility/2006" xmlns:o="urn:schemas-microsoft-com:office:office" xmlns:r="http://schemas.openxmlformats.org/officeDocument/2006/relationships" xmlns:m="http://schemas.openxmlformats.org/officeDocument/2006/math" xmlns:v="urn:schemas-microsoft-com:vml" xmlns:w="http://schemas.openxmlformats.org/wordprocessingml/2006/main" xmlns:w14="http://schemas.microsoft.com/office/word/2010/wordml" xmlns:w10="urn:schemas-microsoft-com:office:word" xmlns:sl="http://schemas.openxmlformats.org/schemaLibrary/2006/main" mc:Ignorable="w14">
+<w:styles xmlns:mc="http://schemas.openxmlformats.org/markup-compatibility/2006" xmlns:o="urn:schemas-microsoft-com:office:office" xmlns:r="http://schemas.openxmlformats.org/officeDocument/2006/relationships" xmlns:m="http://schemas.openxmlformats.org/officeDocument/2006/math" xmlns:v="urn:schemas-microsoft-com:vml" xmlns:w="http://schemas.openxmlformats.org/wordprocessingml/2006/main" xmlns:w14="http://schemas.microsoft.com/office/word/2010/wordml" xmlns:w10="urn:schemas-microsoft-com:office:word" xmlns:sl="http://schemas.openxmlformats.org/schemaLibrary/2006/main" xmlns:wpsCustomData="http://www.wps.cn/officeDocument/2013/wpsCustomData" mc:Ignorable="w14">
   <w:docDefaults>
     <w:rPrDefault>
       <w:rPr>
         <w:rFonts w:ascii="Times New Roman" w:hAnsi="Times New Roman" w:eastAsia="宋体" w:cs="Times New Roman"/>
       </w:rPr>
     </w:rPrDefault>
+    <w:pPrDefault/>
   </w:docDefaults>
   <w:latentStyles w:count="260" w:defQFormat="0" w:defUnhideWhenUsed="1" w:defSemiHidden="1" w:defUIPriority="99" w:defLockedState="0">
     <w:lsdException w:qFormat="1" w:unhideWhenUsed="0" w:uiPriority="0" w:semiHidden="0" w:name="Normal"/>
@@ -9039,7 +9093,6 @@
     <w:qFormat/>
     <w:uiPriority w:val="99"/>
     <w:tblPr>
-      <w:tblLayout w:type="fixed"/>
       <w:tblCellMar>
         <w:top w:w="0" w:type="dxa"/>
         <w:left w:w="108" w:type="dxa"/>
@@ -9179,7 +9232,6 @@
         <w:insideH w:val="single" w:color="auto" w:sz="4" w:space="0"/>
         <w:insideV w:val="single" w:color="auto" w:sz="4" w:space="0"/>
       </w:tblBorders>
-      <w:tblLayout w:type="fixed"/>
       <w:tblCellMar>
         <w:top w:w="0" w:type="dxa"/>
         <w:left w:w="108" w:type="dxa"/>
@@ -9624,9 +9676,7 @@
 
 <file path=customXml/item1.xml><?xml version="1.0" encoding="utf-8"?>
 <s:customData xmlns="http://www.wps.cn/officeDocument/2013/wpsCustomData" xmlns:s="http://www.wps.cn/officeDocument/2013/wpsCustomData">
-  <customSectProps>
-    <customSectPr/>
-  </customSectProps>
+  <customSectProps/>
   <customShpExts>
     <customShpInfo spid="_x0000_s4097"/>
     <customShpInfo spid="_x0000_s1026" textRotate="1"/>
